--- a/后台/docs/菇事云管家-项目需求文档.docx
+++ b/后台/docs/菇事云管家-项目需求文档.docx
@@ -296,7 +296,7 @@
     </w:p>
     <w:p>
       <w:r>
-        <w:t>本文档用于明确“菇事云管家”当前阶段和后续阶段的业务范围、用户角色、功能需求、数据需求、接口要求、非功能要求和验收标准。项目当前已经完成小程序风格 HTML 原型、Express 服务端、better-sqlite3 数据库和基础数据录入保存功能，后续将根据本文档继续补充权限、传感器、专家知识库、微信小程序和真实业务数据。</w:t>
+        <w:t>本文档用于明确“菇事云管家”当前阶段和后续阶段的业务范围、用户角色、功能需求、数据需求、接口要求、非功能要求和验收标准。项目当前已经完成 HTML 界面原型、Express 服务端、better-sqlite3 数据库和基础数据录入保存功能，后续将根据本文档继续补充权限、传感器、专家知识库、微信小程序和真实业务数据。</w:t>
       </w:r>
     </w:p>
     <w:p>

--- a/后台/docs/菇事云管家-项目需求文档.docx
+++ b/后台/docs/菇事云管家-项目需求文档.docx
@@ -296,7 +296,7 @@
     </w:p>
     <w:p>
       <w:r>
-        <w:t>本文档用于明确“菇事云管家”当前阶段和后续阶段的业务范围、用户角色、功能需求、数据需求、接口要求、非功能要求和验收标准。项目当前已经完成 HTML 界面原型、Express 服务端、better-sqlite3 数据库和基础数据录入保存功能，后续将根据本文档继续补充权限、传感器、专家知识库、微信小程序和真实业务数据。</w:t>
+        <w:t>本文档用于明确“菇事云管家”当前阶段和后续阶段的业务范围、用户角色、功能需求、数据需求、接口要求、非功能要求和验收标准。项目当前已经完成 HTML 界面原型、Express 服务端、better-sqlite3 数据库、数据录入保存、JWT 登录与 RBAC 角色权限、大棚传感器上报（HTTP / MQTT）与阈值自动预警、AI 智能问答、质量溯源查询，以及 Taro + React 微信小程序端；后续将根据本文档继续补充真实业务数据与线上部署。</w:t>
       </w:r>
     </w:p>
     <w:p>
